--- a/Nhom24_TLCM.docx
+++ b/Nhom24_TLCM.docx
@@ -339,7 +339,12 @@
         </w:rPr>
       </w:pPr>
       <w:r>
-        <w:rPr/>
+        <w:rPr>
+          <w:b/>
+          <w:bCs/>
+          <w:sz w:val="40"/>
+          <w:szCs w:val="40"/>
+        </w:rPr>
       </w:r>
     </w:p>
     <w:p>
@@ -1114,8 +1119,8 @@
         <w:rPr>
           <w:b/>
           <w:bCs/>
-          <w:sz w:val="40"/>
-          <w:szCs w:val="40"/>
+          <w:sz w:val="32"/>
+          <w:szCs w:val="32"/>
         </w:rPr>
       </w:r>
     </w:p>
@@ -1134,8 +1139,8 @@
         <w:rPr>
           <w:b/>
           <w:bCs/>
-          <w:sz w:val="40"/>
-          <w:szCs w:val="40"/>
+          <w:sz w:val="32"/>
+          <w:szCs w:val="32"/>
         </w:rPr>
       </w:r>
     </w:p>
@@ -1154,8 +1159,8 @@
         <w:rPr>
           <w:b/>
           <w:bCs/>
-          <w:sz w:val="40"/>
-          <w:szCs w:val="40"/>
+          <w:sz w:val="32"/>
+          <w:szCs w:val="32"/>
         </w:rPr>
       </w:r>
     </w:p>
@@ -1750,48 +1755,6 @@
         <w:ind w:firstLine="720"/>
         <w:jc w:val="both"/>
         <w:rPr>
-          <w:sz w:val="26"/>
-          <w:szCs w:val="26"/>
-          <w:lang w:val="vi-VN"/>
-        </w:rPr>
-      </w:pPr>
-      <w:r>
-        <w:rPr>
-          <w:sz w:val="26"/>
-          <w:szCs w:val="26"/>
-          <w:lang w:val="vi-VN"/>
-        </w:rPr>
-        <w:t>Cuối cùng, chúng em xin kính chúc thầy Lê Ngọc Bảo, quý thầy cô, cán bộ công nhân viên Trường Đại học Công Thương TP.HCM cùng toàn thể các bạn sinh viên dồi dào sức khỏe, hạnh phúc và gặt hái được thật nhiều thành công trong sự nghiệp cũng như trong cuộc sống.</w:t>
-      </w:r>
-    </w:p>
-    <w:p>
-      <w:pPr>
-        <w:pStyle w:val="NormalWeb"/>
-        <w:tabs>
-          <w:tab w:val="clear" w:pos="720"/>
-          <w:tab w:val="left" w:pos="0" w:leader="none"/>
-        </w:tabs>
-        <w:spacing w:lineRule="auto" w:line="312" w:beforeAutospacing="0" w:before="120" w:afterAutospacing="0" w:after="120"/>
-        <w:ind w:hanging="0" w:start="0"/>
-        <w:jc w:val="end"/>
-        <w:rPr/>
-      </w:pPr>
-      <w:r>
-        <w:rPr/>
-      </w:r>
-    </w:p>
-    <w:p>
-      <w:pPr>
-        <w:pStyle w:val="NormalWeb"/>
-        <w:tabs>
-          <w:tab w:val="clear" w:pos="720"/>
-          <w:tab w:val="left" w:pos="0" w:leader="none"/>
-        </w:tabs>
-        <w:spacing w:lineRule="auto" w:line="312" w:beforeAutospacing="0" w:before="120" w:afterAutospacing="0" w:after="120"/>
-        <w:ind w:firstLine="720"/>
-        <w:jc w:val="end"/>
-        <w:rPr>
-          <w:b/>
           <w:sz w:val="26"/>
           <w:szCs w:val="26"/>
           <w:lang w:val="vi-VN"/>
@@ -1814,11 +1777,11 @@
       </w:pPr>
       <w:r>
         <w:rPr>
-          <w:b/>
-          <w:sz w:val="26"/>
-          <w:szCs w:val="26"/>
-          <w:lang w:val="vi-VN"/>
-        </w:rPr>
+          <w:sz w:val="26"/>
+          <w:szCs w:val="26"/>
+          <w:lang w:val="vi-VN"/>
+        </w:rPr>
+        <w:t>Cuối cùng, chúng em xin kính chúc thầy Lê Ngọc Bảo, quý thầy cô, cán bộ công nhân viên Trường Đại học Công Thương TP.HCM cùng toàn thể các bạn sinh viên dồi dào sức khỏe, hạnh phúc và gặt hái được thật nhiều thành công trong sự nghiệp cũng như trong cuộc sống.</w:t>
       </w:r>
     </w:p>
     <w:p>
@@ -2642,12 +2605,12 @@
             </w:tabs>
             <w:rPr/>
           </w:pPr>
-          <w:hyperlink w:anchor="__RefHeading___Toc11606_633719321" w:tooltip="CHƯƠNG 4: CÀI ĐẶT HỆ THỐNG">
+          <w:hyperlink w:anchor="__RefHeading___Toc11606_633719321" w:tooltip="CHƯƠNG 4: TRIỂN KHAI HỆ THỐNG">
             <w:r>
               <w:rPr>
                 <w:rStyle w:val="IndexLink"/>
               </w:rPr>
-              <w:t>CHƯƠNG 4: CÀI ĐẶT HỆ THỐNG</w:t>
+              <w:t>CHƯƠNG 4: TRIỂN KHAI HỆ THỐNG</w:t>
               <w:tab/>
               <w:t>5</w:t>
             </w:r>
@@ -2662,12 +2625,12 @@
             </w:tabs>
             <w:rPr/>
           </w:pPr>
-          <w:hyperlink w:anchor="__RefHeading___Toc11608_633719321" w:tooltip="CHƯƠNG 5: KẾT NỐI MẠNG VAF TRUY CẬP INTERNET">
+          <w:hyperlink w:anchor="__RefHeading___Toc11608_633719321" w:tooltip="CHƯƠNG 5: KẾT NỐI MẠNG VÀ TRUY CẬP INTERNET">
             <w:r>
               <w:rPr>
                 <w:rStyle w:val="IndexLink"/>
               </w:rPr>
-              <w:t>CHƯƠNG 5: KẾT NỐI MẠNG VAF TRUY CẬP INTERNET</w:t>
+              <w:t>CHƯƠNG 5: KẾT NỐI MẠNG VÀ TRUY CẬP INTERNET</w:t>
               <w:tab/>
               <w:t>6</w:t>
             </w:r>
@@ -2799,37 +2762,27 @@
             <w:fldChar w:fldCharType="end"/>
           </w:r>
         </w:p>
+        <w:p>
+          <w:pPr>
+            <w:sectPr>
+              <w:headerReference w:type="even" r:id="rId13"/>
+              <w:headerReference w:type="default" r:id="rId14"/>
+              <w:headerReference w:type="first" r:id="rId15"/>
+              <w:footerReference w:type="even" r:id="rId16"/>
+              <w:footerReference w:type="default" r:id="rId17"/>
+              <w:footerReference w:type="first" r:id="rId18"/>
+              <w:type w:val="nextPage"/>
+              <w:pgSz w:w="11906" w:h="16838"/>
+              <w:pgMar w:left="1985" w:right="1418" w:gutter="0" w:header="708" w:top="1418" w:footer="708" w:bottom="1418"/>
+              <w:pgNumType w:start="2" w:fmt="lowerRoman"/>
+              <w:formProt w:val="false"/>
+              <w:textDirection w:val="lrTb"/>
+              <w:docGrid w:type="default" w:linePitch="360" w:charSpace="0"/>
+            </w:sectPr>
+          </w:pPr>
+        </w:p>
       </w:sdtContent>
     </w:sdt>
-    <w:p>
-      <w:pPr>
-        <w:pStyle w:val="Normal"/>
-        <w:spacing w:before="0" w:after="0"/>
-        <w:jc w:val="both"/>
-        <w:rPr>
-          <w:lang w:val="vi-VN"/>
-        </w:rPr>
-        <w:sectPr>
-          <w:headerReference w:type="even" r:id="rId13"/>
-          <w:headerReference w:type="default" r:id="rId14"/>
-          <w:headerReference w:type="first" r:id="rId15"/>
-          <w:footerReference w:type="default" r:id="rId16"/>
-          <w:footerReference w:type="first" r:id="rId17"/>
-          <w:type w:val="nextPage"/>
-          <w:pgSz w:w="11906" w:h="16838"/>
-          <w:pgMar w:left="1985" w:right="1418" w:gutter="0" w:header="708" w:top="1418" w:footer="708" w:bottom="1418"/>
-          <w:pgNumType w:start="2" w:fmt="lowerRoman"/>
-          <w:formProt w:val="false"/>
-          <w:textDirection w:val="lrTb"/>
-          <w:docGrid w:type="default" w:linePitch="360" w:charSpace="0"/>
-        </w:sectPr>
-      </w:pPr>
-      <w:r>
-        <w:rPr>
-          <w:lang w:val="vi-VN"/>
-        </w:rPr>
-      </w:r>
-    </w:p>
     <w:p>
       <w:pPr>
         <w:pStyle w:val="Heading1"/>
@@ -2871,8 +2824,8 @@
       </w:tblPr>
       <w:tblGrid>
         <w:gridCol w:w="2771"/>
-        <w:gridCol w:w="2905"/>
-        <w:gridCol w:w="2827"/>
+        <w:gridCol w:w="2903"/>
+        <w:gridCol w:w="2829"/>
       </w:tblGrid>
       <w:tr>
         <w:trPr/>
@@ -2890,6 +2843,7 @@
             <w:pPr>
               <w:pStyle w:val="Normal"/>
               <w:widowControl/>
+              <w:suppressAutoHyphens w:val="true"/>
               <w:spacing w:lineRule="auto" w:line="312" w:before="80" w:after="80"/>
               <w:jc w:val="both"/>
               <w:rPr>
@@ -2916,7 +2870,7 @@
         </w:tc>
         <w:tc>
           <w:tcPr>
-            <w:tcW w:w="2905" w:type="dxa"/>
+            <w:tcW w:w="2903" w:type="dxa"/>
             <w:tcBorders>
               <w:top w:val="nil"/>
               <w:start w:val="nil"/>
@@ -2928,6 +2882,7 @@
             <w:pPr>
               <w:pStyle w:val="Normal"/>
               <w:widowControl/>
+              <w:suppressAutoHyphens w:val="true"/>
               <w:spacing w:lineRule="auto" w:line="312" w:before="80" w:after="80"/>
               <w:jc w:val="both"/>
               <w:rPr>
@@ -2954,7 +2909,7 @@
         </w:tc>
         <w:tc>
           <w:tcPr>
-            <w:tcW w:w="2827" w:type="dxa"/>
+            <w:tcW w:w="2829" w:type="dxa"/>
             <w:tcBorders>
               <w:top w:val="nil"/>
               <w:start w:val="nil"/>
@@ -2966,6 +2921,7 @@
             <w:pPr>
               <w:pStyle w:val="Normal"/>
               <w:widowControl/>
+              <w:suppressAutoHyphens w:val="true"/>
               <w:spacing w:lineRule="auto" w:line="312" w:before="80" w:after="80"/>
               <w:jc w:val="both"/>
               <w:rPr>
@@ -3007,6 +2963,7 @@
             <w:pPr>
               <w:pStyle w:val="Normal"/>
               <w:widowControl/>
+              <w:suppressAutoHyphens w:val="true"/>
               <w:spacing w:lineRule="auto" w:line="312" w:before="80" w:after="80"/>
               <w:jc w:val="start"/>
               <w:rPr>
@@ -3019,18 +2976,18 @@
             </w:pPr>
             <w:r>
               <w:rPr>
-                <w:rFonts w:eastAsia="Times New Roman" w:cs="Times New Roman"/>
-                <w:kern w:val="0"/>
-                <w:sz w:val="24"/>
-                <w:szCs w:val="24"/>
-                <w:lang w:val="en-US" w:eastAsia="ja-JP" w:bidi="ar-SA"/>
+                <w:b/>
+                <w:bCs/>
+                <w:sz w:val="26"/>
+                <w:szCs w:val="26"/>
+                <w:lang w:val="vi-VN"/>
               </w:rPr>
             </w:r>
           </w:p>
         </w:tc>
         <w:tc>
           <w:tcPr>
-            <w:tcW w:w="2905" w:type="dxa"/>
+            <w:tcW w:w="2903" w:type="dxa"/>
             <w:tcBorders>
               <w:top w:val="nil"/>
               <w:start w:val="nil"/>
@@ -3042,6 +2999,7 @@
             <w:pPr>
               <w:pStyle w:val="Normal"/>
               <w:widowControl/>
+              <w:suppressAutoHyphens w:val="true"/>
               <w:spacing w:lineRule="auto" w:line="312" w:before="80" w:after="80"/>
               <w:jc w:val="start"/>
               <w:rPr>
@@ -3054,18 +3012,18 @@
             </w:pPr>
             <w:r>
               <w:rPr>
-                <w:rFonts w:eastAsia="Times New Roman" w:cs="Times New Roman"/>
-                <w:kern w:val="0"/>
-                <w:sz w:val="24"/>
-                <w:szCs w:val="24"/>
-                <w:lang w:val="en-US" w:eastAsia="ja-JP" w:bidi="ar-SA"/>
+                <w:b/>
+                <w:bCs/>
+                <w:sz w:val="26"/>
+                <w:szCs w:val="26"/>
+                <w:lang w:val="vi-VN"/>
               </w:rPr>
             </w:r>
           </w:p>
         </w:tc>
         <w:tc>
           <w:tcPr>
-            <w:tcW w:w="2827" w:type="dxa"/>
+            <w:tcW w:w="2829" w:type="dxa"/>
             <w:tcBorders>
               <w:top w:val="nil"/>
               <w:start w:val="nil"/>
@@ -3077,6 +3035,7 @@
             <w:pPr>
               <w:pStyle w:val="Normal"/>
               <w:widowControl/>
+              <w:suppressAutoHyphens w:val="true"/>
               <w:spacing w:lineRule="auto" w:line="312" w:before="80" w:after="80"/>
               <w:jc w:val="start"/>
               <w:rPr>
@@ -3089,11 +3048,11 @@
             </w:pPr>
             <w:r>
               <w:rPr>
-                <w:rFonts w:eastAsia="Times New Roman" w:cs="Times New Roman"/>
-                <w:kern w:val="0"/>
-                <w:sz w:val="24"/>
-                <w:szCs w:val="24"/>
-                <w:lang w:val="en-US" w:eastAsia="ja-JP" w:bidi="ar-SA"/>
+                <w:b/>
+                <w:bCs/>
+                <w:sz w:val="26"/>
+                <w:szCs w:val="26"/>
+                <w:lang w:val="vi-VN"/>
               </w:rPr>
             </w:r>
           </w:p>
@@ -3115,6 +3074,7 @@
             <w:pPr>
               <w:pStyle w:val="Normal"/>
               <w:widowControl/>
+              <w:suppressAutoHyphens w:val="true"/>
               <w:spacing w:lineRule="auto" w:line="312" w:before="80" w:after="80"/>
               <w:jc w:val="start"/>
               <w:rPr>
@@ -3127,18 +3087,18 @@
             </w:pPr>
             <w:r>
               <w:rPr>
-                <w:rFonts w:eastAsia="Times New Roman" w:cs="Times New Roman"/>
-                <w:kern w:val="0"/>
-                <w:sz w:val="24"/>
-                <w:szCs w:val="24"/>
-                <w:lang w:val="en-US" w:eastAsia="ja-JP" w:bidi="ar-SA"/>
+                <w:b/>
+                <w:bCs/>
+                <w:sz w:val="26"/>
+                <w:szCs w:val="26"/>
+                <w:lang w:val="vi-VN"/>
               </w:rPr>
             </w:r>
           </w:p>
         </w:tc>
         <w:tc>
           <w:tcPr>
-            <w:tcW w:w="2905" w:type="dxa"/>
+            <w:tcW w:w="2903" w:type="dxa"/>
             <w:tcBorders>
               <w:top w:val="nil"/>
               <w:start w:val="nil"/>
@@ -3150,6 +3110,7 @@
             <w:pPr>
               <w:pStyle w:val="Normal"/>
               <w:widowControl/>
+              <w:suppressAutoHyphens w:val="true"/>
               <w:spacing w:lineRule="auto" w:line="312" w:before="80" w:after="80"/>
               <w:jc w:val="start"/>
               <w:rPr>
@@ -3162,20 +3123,18 @@
             </w:pPr>
             <w:r>
               <w:rPr>
-                <w:rFonts w:eastAsia="Times New Roman" w:cs="Times New Roman"/>
                 <w:b/>
                 <w:bCs/>
-                <w:kern w:val="0"/>
                 <w:sz w:val="26"/>
                 <w:szCs w:val="26"/>
-                <w:lang w:val="vi-VN" w:eastAsia="ja-JP" w:bidi="ar-SA"/>
+                <w:lang w:val="vi-VN"/>
               </w:rPr>
             </w:r>
           </w:p>
         </w:tc>
         <w:tc>
           <w:tcPr>
-            <w:tcW w:w="2827" w:type="dxa"/>
+            <w:tcW w:w="2829" w:type="dxa"/>
             <w:tcBorders>
               <w:top w:val="nil"/>
               <w:start w:val="nil"/>
@@ -3187,6 +3146,7 @@
             <w:pPr>
               <w:pStyle w:val="Normal"/>
               <w:widowControl/>
+              <w:suppressAutoHyphens w:val="true"/>
               <w:spacing w:lineRule="auto" w:line="312" w:before="80" w:after="80"/>
               <w:jc w:val="start"/>
               <w:rPr>
@@ -3199,11 +3159,11 @@
             </w:pPr>
             <w:r>
               <w:rPr>
-                <w:rFonts w:eastAsia="Times New Roman" w:cs="Times New Roman"/>
-                <w:kern w:val="0"/>
-                <w:sz w:val="24"/>
-                <w:szCs w:val="24"/>
-                <w:lang w:val="en-US" w:eastAsia="ja-JP" w:bidi="ar-SA"/>
+                <w:b/>
+                <w:bCs/>
+                <w:sz w:val="26"/>
+                <w:szCs w:val="26"/>
+                <w:lang w:val="vi-VN"/>
               </w:rPr>
             </w:r>
           </w:p>
@@ -3225,6 +3185,7 @@
             <w:pPr>
               <w:pStyle w:val="Normal"/>
               <w:widowControl/>
+              <w:suppressAutoHyphens w:val="true"/>
               <w:spacing w:lineRule="auto" w:line="312" w:before="80" w:after="80"/>
               <w:jc w:val="start"/>
               <w:rPr>
@@ -3237,18 +3198,18 @@
             </w:pPr>
             <w:r>
               <w:rPr>
-                <w:rFonts w:eastAsia="Times New Roman" w:cs="Times New Roman"/>
-                <w:kern w:val="0"/>
-                <w:sz w:val="24"/>
-                <w:szCs w:val="24"/>
-                <w:lang w:val="en-US" w:eastAsia="ja-JP" w:bidi="ar-SA"/>
+                <w:b/>
+                <w:bCs/>
+                <w:sz w:val="26"/>
+                <w:szCs w:val="26"/>
+                <w:lang w:val="vi-VN"/>
               </w:rPr>
             </w:r>
           </w:p>
         </w:tc>
         <w:tc>
           <w:tcPr>
-            <w:tcW w:w="2905" w:type="dxa"/>
+            <w:tcW w:w="2903" w:type="dxa"/>
             <w:tcBorders>
               <w:top w:val="nil"/>
               <w:start w:val="nil"/>
@@ -3260,6 +3221,7 @@
             <w:pPr>
               <w:pStyle w:val="Normal"/>
               <w:widowControl/>
+              <w:suppressAutoHyphens w:val="true"/>
               <w:spacing w:lineRule="auto" w:line="312" w:before="80" w:after="80"/>
               <w:jc w:val="start"/>
               <w:rPr>
@@ -3272,18 +3234,18 @@
             </w:pPr>
             <w:r>
               <w:rPr>
-                <w:rFonts w:eastAsia="Times New Roman" w:cs="Times New Roman"/>
-                <w:kern w:val="0"/>
-                <w:sz w:val="24"/>
-                <w:szCs w:val="24"/>
-                <w:lang w:val="en-US" w:eastAsia="ja-JP" w:bidi="ar-SA"/>
+                <w:b/>
+                <w:bCs/>
+                <w:sz w:val="26"/>
+                <w:szCs w:val="26"/>
+                <w:lang w:val="vi-VN"/>
               </w:rPr>
             </w:r>
           </w:p>
         </w:tc>
         <w:tc>
           <w:tcPr>
-            <w:tcW w:w="2827" w:type="dxa"/>
+            <w:tcW w:w="2829" w:type="dxa"/>
             <w:tcBorders>
               <w:top w:val="nil"/>
               <w:start w:val="nil"/>
@@ -3295,6 +3257,7 @@
             <w:pPr>
               <w:pStyle w:val="Normal"/>
               <w:widowControl/>
+              <w:suppressAutoHyphens w:val="true"/>
               <w:spacing w:lineRule="auto" w:line="312" w:before="80" w:after="80"/>
               <w:jc w:val="start"/>
               <w:rPr>
@@ -3307,11 +3270,11 @@
             </w:pPr>
             <w:r>
               <w:rPr>
-                <w:rFonts w:eastAsia="Times New Roman" w:cs="Times New Roman"/>
-                <w:kern w:val="0"/>
-                <w:sz w:val="24"/>
-                <w:szCs w:val="24"/>
-                <w:lang w:val="en-US" w:eastAsia="ja-JP" w:bidi="ar-SA"/>
+                <w:b/>
+                <w:bCs/>
+                <w:sz w:val="26"/>
+                <w:szCs w:val="26"/>
+                <w:lang w:val="vi-VN"/>
               </w:rPr>
             </w:r>
           </w:p>
@@ -3333,6 +3296,7 @@
             <w:pPr>
               <w:pStyle w:val="Normal"/>
               <w:widowControl/>
+              <w:suppressAutoHyphens w:val="true"/>
               <w:spacing w:lineRule="auto" w:line="312" w:before="80" w:after="80"/>
               <w:jc w:val="start"/>
               <w:rPr>
@@ -3344,18 +3308,17 @@
             </w:pPr>
             <w:r>
               <w:rPr>
-                <w:rFonts w:eastAsia="Times New Roman" w:cs="Times New Roman"/>
-                <w:kern w:val="0"/>
-                <w:sz w:val="24"/>
-                <w:szCs w:val="24"/>
-                <w:lang w:val="en-US" w:eastAsia="ja-JP" w:bidi="ar-SA"/>
+                <w:b/>
+                <w:bCs/>
+                <w:sz w:val="26"/>
+                <w:szCs w:val="26"/>
               </w:rPr>
             </w:r>
           </w:p>
         </w:tc>
         <w:tc>
           <w:tcPr>
-            <w:tcW w:w="2905" w:type="dxa"/>
+            <w:tcW w:w="2903" w:type="dxa"/>
             <w:tcBorders>
               <w:top w:val="nil"/>
               <w:start w:val="nil"/>
@@ -3367,6 +3330,7 @@
             <w:pPr>
               <w:pStyle w:val="Normal"/>
               <w:widowControl/>
+              <w:suppressAutoHyphens w:val="true"/>
               <w:spacing w:lineRule="auto" w:line="312" w:before="80" w:after="80"/>
               <w:jc w:val="start"/>
               <w:rPr>
@@ -3378,18 +3342,17 @@
             </w:pPr>
             <w:r>
               <w:rPr>
-                <w:rFonts w:eastAsia="Times New Roman" w:cs="Times New Roman"/>
-                <w:kern w:val="0"/>
-                <w:sz w:val="24"/>
-                <w:szCs w:val="24"/>
-                <w:lang w:val="en-US" w:eastAsia="ja-JP" w:bidi="ar-SA"/>
+                <w:b/>
+                <w:bCs/>
+                <w:sz w:val="26"/>
+                <w:szCs w:val="26"/>
               </w:rPr>
             </w:r>
           </w:p>
         </w:tc>
         <w:tc>
           <w:tcPr>
-            <w:tcW w:w="2827" w:type="dxa"/>
+            <w:tcW w:w="2829" w:type="dxa"/>
             <w:tcBorders>
               <w:top w:val="nil"/>
               <w:start w:val="nil"/>
@@ -3401,6 +3364,7 @@
             <w:pPr>
               <w:pStyle w:val="Normal"/>
               <w:widowControl/>
+              <w:suppressAutoHyphens w:val="true"/>
               <w:spacing w:lineRule="auto" w:line="312" w:before="80" w:after="80"/>
               <w:jc w:val="start"/>
               <w:rPr>
@@ -3413,11 +3377,11 @@
             </w:pPr>
             <w:r>
               <w:rPr>
-                <w:rFonts w:eastAsia="Times New Roman" w:cs="Times New Roman"/>
-                <w:kern w:val="0"/>
-                <w:sz w:val="24"/>
-                <w:szCs w:val="24"/>
-                <w:lang w:val="en-US" w:eastAsia="ja-JP" w:bidi="ar-SA"/>
+                <w:b/>
+                <w:bCs/>
+                <w:sz w:val="26"/>
+                <w:szCs w:val="26"/>
+                <w:lang w:val="vi-VN"/>
               </w:rPr>
             </w:r>
           </w:p>
@@ -3439,6 +3403,7 @@
             <w:pPr>
               <w:pStyle w:val="Normal"/>
               <w:widowControl/>
+              <w:suppressAutoHyphens w:val="true"/>
               <w:spacing w:lineRule="auto" w:line="312" w:before="80" w:after="80"/>
               <w:jc w:val="start"/>
               <w:rPr>
@@ -3450,18 +3415,17 @@
             </w:pPr>
             <w:r>
               <w:rPr>
-                <w:rFonts w:eastAsia="Times New Roman" w:cs="Times New Roman"/>
-                <w:kern w:val="0"/>
-                <w:sz w:val="24"/>
-                <w:szCs w:val="24"/>
-                <w:lang w:val="en-US" w:eastAsia="ja-JP" w:bidi="ar-SA"/>
+                <w:b/>
+                <w:bCs/>
+                <w:sz w:val="26"/>
+                <w:szCs w:val="26"/>
               </w:rPr>
             </w:r>
           </w:p>
         </w:tc>
         <w:tc>
           <w:tcPr>
-            <w:tcW w:w="2905" w:type="dxa"/>
+            <w:tcW w:w="2903" w:type="dxa"/>
             <w:tcBorders>
               <w:top w:val="nil"/>
               <w:start w:val="nil"/>
@@ -3473,6 +3437,7 @@
             <w:pPr>
               <w:pStyle w:val="Normal"/>
               <w:widowControl/>
+              <w:suppressAutoHyphens w:val="true"/>
               <w:spacing w:lineRule="auto" w:line="312" w:before="80" w:after="80"/>
               <w:jc w:val="start"/>
               <w:rPr>
@@ -3485,18 +3450,18 @@
             </w:pPr>
             <w:r>
               <w:rPr>
-                <w:rFonts w:eastAsia="Times New Roman" w:cs="Times New Roman"/>
-                <w:kern w:val="0"/>
-                <w:sz w:val="24"/>
-                <w:szCs w:val="24"/>
-                <w:lang w:val="en-US" w:eastAsia="ja-JP" w:bidi="ar-SA"/>
+                <w:b/>
+                <w:bCs/>
+                <w:sz w:val="26"/>
+                <w:szCs w:val="26"/>
+                <w:lang w:val="vi-VN"/>
               </w:rPr>
             </w:r>
           </w:p>
         </w:tc>
         <w:tc>
           <w:tcPr>
-            <w:tcW w:w="2827" w:type="dxa"/>
+            <w:tcW w:w="2829" w:type="dxa"/>
             <w:tcBorders>
               <w:top w:val="nil"/>
               <w:start w:val="nil"/>
@@ -3508,6 +3473,7 @@
             <w:pPr>
               <w:pStyle w:val="Normal"/>
               <w:widowControl/>
+              <w:suppressAutoHyphens w:val="true"/>
               <w:spacing w:lineRule="auto" w:line="312" w:before="80" w:after="80"/>
               <w:jc w:val="start"/>
               <w:rPr>
@@ -3520,11 +3486,11 @@
             </w:pPr>
             <w:r>
               <w:rPr>
-                <w:rFonts w:eastAsia="Times New Roman" w:cs="Times New Roman"/>
-                <w:kern w:val="0"/>
-                <w:sz w:val="24"/>
-                <w:szCs w:val="24"/>
-                <w:lang w:val="en-US" w:eastAsia="ja-JP" w:bidi="ar-SA"/>
+                <w:b/>
+                <w:bCs/>
+                <w:sz w:val="26"/>
+                <w:szCs w:val="26"/>
+                <w:lang w:val="vi-VN"/>
               </w:rPr>
             </w:r>
           </w:p>
@@ -3546,6 +3512,7 @@
             <w:pPr>
               <w:pStyle w:val="Normal"/>
               <w:widowControl/>
+              <w:suppressAutoHyphens w:val="true"/>
               <w:spacing w:lineRule="auto" w:line="312" w:before="80" w:after="80"/>
               <w:jc w:val="start"/>
               <w:rPr>
@@ -3558,18 +3525,18 @@
             </w:pPr>
             <w:r>
               <w:rPr>
-                <w:rFonts w:eastAsia="Times New Roman" w:cs="Times New Roman"/>
-                <w:kern w:val="0"/>
-                <w:sz w:val="24"/>
-                <w:szCs w:val="24"/>
-                <w:lang w:val="en-US" w:eastAsia="ja-JP" w:bidi="ar-SA"/>
+                <w:b/>
+                <w:bCs/>
+                <w:sz w:val="26"/>
+                <w:szCs w:val="26"/>
+                <w:lang w:val="vi-VN"/>
               </w:rPr>
             </w:r>
           </w:p>
         </w:tc>
         <w:tc>
           <w:tcPr>
-            <w:tcW w:w="2905" w:type="dxa"/>
+            <w:tcW w:w="2903" w:type="dxa"/>
             <w:tcBorders>
               <w:top w:val="nil"/>
               <w:start w:val="nil"/>
@@ -3581,6 +3548,7 @@
             <w:pPr>
               <w:pStyle w:val="Normal"/>
               <w:widowControl/>
+              <w:suppressAutoHyphens w:val="true"/>
               <w:spacing w:lineRule="auto" w:line="312" w:before="80" w:after="80"/>
               <w:jc w:val="start"/>
               <w:rPr>
@@ -3593,18 +3561,18 @@
             </w:pPr>
             <w:r>
               <w:rPr>
-                <w:rFonts w:eastAsia="Times New Roman" w:cs="Times New Roman"/>
-                <w:kern w:val="0"/>
-                <w:sz w:val="24"/>
-                <w:szCs w:val="24"/>
-                <w:lang w:val="en-US" w:eastAsia="ja-JP" w:bidi="ar-SA"/>
+                <w:b/>
+                <w:bCs/>
+                <w:sz w:val="26"/>
+                <w:szCs w:val="26"/>
+                <w:lang w:val="vi-VN"/>
               </w:rPr>
             </w:r>
           </w:p>
         </w:tc>
         <w:tc>
           <w:tcPr>
-            <w:tcW w:w="2827" w:type="dxa"/>
+            <w:tcW w:w="2829" w:type="dxa"/>
             <w:tcBorders>
               <w:top w:val="nil"/>
               <w:start w:val="nil"/>
@@ -3616,6 +3584,7 @@
             <w:pPr>
               <w:pStyle w:val="Normal"/>
               <w:widowControl/>
+              <w:suppressAutoHyphens w:val="true"/>
               <w:spacing w:lineRule="auto" w:line="312" w:before="80" w:after="80"/>
               <w:jc w:val="start"/>
               <w:rPr>
@@ -3628,11 +3597,11 @@
             </w:pPr>
             <w:r>
               <w:rPr>
-                <w:rFonts w:eastAsia="Times New Roman" w:cs="Times New Roman"/>
-                <w:kern w:val="0"/>
-                <w:sz w:val="24"/>
-                <w:szCs w:val="24"/>
-                <w:lang w:val="en-US" w:eastAsia="ja-JP" w:bidi="ar-SA"/>
+                <w:b/>
+                <w:bCs/>
+                <w:sz w:val="26"/>
+                <w:szCs w:val="26"/>
+                <w:lang w:val="vi-VN"/>
               </w:rPr>
             </w:r>
           </w:p>
@@ -3654,6 +3623,7 @@
             <w:pPr>
               <w:pStyle w:val="Normal"/>
               <w:widowControl/>
+              <w:suppressAutoHyphens w:val="true"/>
               <w:spacing w:lineRule="auto" w:line="312" w:before="80" w:after="80"/>
               <w:jc w:val="start"/>
               <w:rPr>
@@ -3666,18 +3636,18 @@
             </w:pPr>
             <w:r>
               <w:rPr>
-                <w:rFonts w:eastAsia="Times New Roman" w:cs="Times New Roman"/>
-                <w:kern w:val="0"/>
-                <w:sz w:val="24"/>
-                <w:szCs w:val="24"/>
-                <w:lang w:val="en-US" w:eastAsia="ja-JP" w:bidi="ar-SA"/>
+                <w:b/>
+                <w:bCs/>
+                <w:sz w:val="26"/>
+                <w:szCs w:val="26"/>
+                <w:lang w:val="vi-VN"/>
               </w:rPr>
             </w:r>
           </w:p>
         </w:tc>
         <w:tc>
           <w:tcPr>
-            <w:tcW w:w="2905" w:type="dxa"/>
+            <w:tcW w:w="2903" w:type="dxa"/>
             <w:tcBorders>
               <w:top w:val="nil"/>
               <w:start w:val="nil"/>
@@ -3689,6 +3659,7 @@
             <w:pPr>
               <w:pStyle w:val="Normal"/>
               <w:widowControl/>
+              <w:suppressAutoHyphens w:val="true"/>
               <w:spacing w:lineRule="auto" w:line="312" w:before="80" w:after="80"/>
               <w:jc w:val="start"/>
               <w:rPr>
@@ -3701,18 +3672,18 @@
             </w:pPr>
             <w:r>
               <w:rPr>
-                <w:rFonts w:eastAsia="Times New Roman" w:cs="Times New Roman"/>
-                <w:kern w:val="0"/>
-                <w:sz w:val="24"/>
-                <w:szCs w:val="24"/>
-                <w:lang w:val="en-US" w:eastAsia="ja-JP" w:bidi="ar-SA"/>
+                <w:b/>
+                <w:bCs/>
+                <w:sz w:val="26"/>
+                <w:szCs w:val="26"/>
+                <w:lang w:val="vi-VN"/>
               </w:rPr>
             </w:r>
           </w:p>
         </w:tc>
         <w:tc>
           <w:tcPr>
-            <w:tcW w:w="2827" w:type="dxa"/>
+            <w:tcW w:w="2829" w:type="dxa"/>
             <w:tcBorders>
               <w:top w:val="nil"/>
               <w:start w:val="nil"/>
@@ -3724,6 +3695,7 @@
             <w:pPr>
               <w:pStyle w:val="Normal"/>
               <w:widowControl/>
+              <w:suppressAutoHyphens w:val="true"/>
               <w:spacing w:lineRule="auto" w:line="312" w:before="80" w:after="80"/>
               <w:jc w:val="start"/>
               <w:rPr>
@@ -3736,11 +3708,11 @@
             </w:pPr>
             <w:r>
               <w:rPr>
-                <w:rFonts w:eastAsia="Times New Roman" w:cs="Times New Roman"/>
-                <w:kern w:val="0"/>
-                <w:sz w:val="24"/>
-                <w:szCs w:val="24"/>
-                <w:lang w:val="en-US" w:eastAsia="ja-JP" w:bidi="ar-SA"/>
+                <w:b/>
+                <w:bCs/>
+                <w:sz w:val="26"/>
+                <w:szCs w:val="26"/>
+                <w:lang w:val="vi-VN"/>
               </w:rPr>
             </w:r>
           </w:p>
@@ -3762,6 +3734,7 @@
             <w:pPr>
               <w:pStyle w:val="Normal"/>
               <w:widowControl/>
+              <w:suppressAutoHyphens w:val="true"/>
               <w:spacing w:lineRule="auto" w:line="312" w:before="80" w:after="80"/>
               <w:jc w:val="start"/>
               <w:rPr>
@@ -3772,18 +3745,16 @@
             </w:pPr>
             <w:r>
               <w:rPr>
-                <w:rFonts w:eastAsia="Times New Roman" w:cs="Times New Roman"/>
-                <w:kern w:val="0"/>
                 <w:sz w:val="26"/>
                 <w:szCs w:val="26"/>
-                <w:lang w:val="vi-VN" w:eastAsia="ja-JP" w:bidi="ar-SA"/>
+                <w:lang w:val="vi-VN"/>
               </w:rPr>
             </w:r>
           </w:p>
         </w:tc>
         <w:tc>
           <w:tcPr>
-            <w:tcW w:w="2905" w:type="dxa"/>
+            <w:tcW w:w="2903" w:type="dxa"/>
             <w:tcBorders>
               <w:top w:val="nil"/>
               <w:start w:val="nil"/>
@@ -3795,6 +3766,7 @@
             <w:pPr>
               <w:pStyle w:val="Normal"/>
               <w:widowControl/>
+              <w:suppressAutoHyphens w:val="true"/>
               <w:spacing w:lineRule="auto" w:line="312" w:before="80" w:after="80"/>
               <w:jc w:val="both"/>
               <w:rPr>
@@ -3805,11 +3777,9 @@
             </w:pPr>
             <w:r>
               <w:rPr>
-                <w:rFonts w:eastAsia="Times New Roman" w:cs="Times New Roman"/>
-                <w:kern w:val="0"/>
                 <w:sz w:val="26"/>
                 <w:szCs w:val="26"/>
-                <w:lang w:val="vi-VN" w:eastAsia="ja-JP" w:bidi="ar-SA"/>
+                <w:lang w:val="vi-VN"/>
               </w:rPr>
             </w:r>
           </w:p>
@@ -3817,6 +3787,7 @@
             <w:pPr>
               <w:pStyle w:val="Normal"/>
               <w:widowControl/>
+              <w:suppressAutoHyphens w:val="true"/>
               <w:spacing w:lineRule="auto" w:line="312" w:before="80" w:after="80"/>
               <w:jc w:val="start"/>
               <w:rPr>
@@ -3826,18 +3797,15 @@
             </w:pPr>
             <w:r>
               <w:rPr>
-                <w:rFonts w:eastAsia="Times New Roman" w:cs="Times New Roman"/>
-                <w:kern w:val="0"/>
                 <w:sz w:val="26"/>
                 <w:szCs w:val="26"/>
-                <w:lang w:val="en-US" w:eastAsia="ja-JP" w:bidi="ar-SA"/>
               </w:rPr>
             </w:r>
           </w:p>
         </w:tc>
         <w:tc>
           <w:tcPr>
-            <w:tcW w:w="2827" w:type="dxa"/>
+            <w:tcW w:w="2829" w:type="dxa"/>
             <w:tcBorders>
               <w:top w:val="nil"/>
               <w:start w:val="nil"/>
@@ -3849,6 +3817,7 @@
             <w:pPr>
               <w:pStyle w:val="Normal"/>
               <w:widowControl/>
+              <w:suppressAutoHyphens w:val="true"/>
               <w:spacing w:lineRule="auto" w:line="312" w:before="80" w:after="80"/>
               <w:jc w:val="start"/>
               <w:rPr>
@@ -3859,11 +3828,9 @@
             </w:pPr>
             <w:r>
               <w:rPr>
-                <w:rFonts w:eastAsia="Times New Roman" w:cs="Times New Roman"/>
-                <w:kern w:val="0"/>
                 <w:sz w:val="26"/>
                 <w:szCs w:val="26"/>
-                <w:lang w:val="vi-VN" w:eastAsia="ja-JP" w:bidi="ar-SA"/>
+                <w:lang w:val="vi-VN"/>
               </w:rPr>
             </w:r>
           </w:p>
@@ -3885,6 +3852,7 @@
             <w:pPr>
               <w:pStyle w:val="Normal"/>
               <w:widowControl/>
+              <w:suppressAutoHyphens w:val="true"/>
               <w:spacing w:before="0" w:after="0"/>
               <w:jc w:val="start"/>
               <w:rPr>
@@ -3893,11 +3861,7 @@
             </w:pPr>
             <w:r>
               <w:rPr>
-                <w:rFonts w:eastAsia="Times New Roman" w:cs="Times New Roman"/>
-                <w:kern w:val="0"/>
-                <w:sz w:val="24"/>
-                <w:szCs w:val="24"/>
-                <w:lang w:val="vi-VN" w:eastAsia="ja-JP" w:bidi="ar-SA"/>
+                <w:lang w:val="vi-VN"/>
               </w:rPr>
             </w:r>
           </w:p>
@@ -3905,6 +3869,7 @@
             <w:pPr>
               <w:pStyle w:val="Normal"/>
               <w:widowControl/>
+              <w:suppressAutoHyphens w:val="true"/>
               <w:spacing w:before="0" w:after="0"/>
               <w:jc w:val="start"/>
               <w:rPr>
@@ -3913,11 +3878,7 @@
             </w:pPr>
             <w:r>
               <w:rPr>
-                <w:rFonts w:eastAsia="Times New Roman" w:cs="Times New Roman"/>
-                <w:kern w:val="0"/>
-                <w:sz w:val="24"/>
-                <w:szCs w:val="24"/>
-                <w:lang w:val="vi-VN" w:eastAsia="ja-JP" w:bidi="ar-SA"/>
+                <w:lang w:val="vi-VN"/>
               </w:rPr>
             </w:r>
           </w:p>
@@ -3925,6 +3886,7 @@
             <w:pPr>
               <w:pStyle w:val="Normal"/>
               <w:widowControl/>
+              <w:suppressAutoHyphens w:val="true"/>
               <w:spacing w:before="0" w:after="0"/>
               <w:jc w:val="start"/>
               <w:rPr>
@@ -3933,11 +3895,7 @@
             </w:pPr>
             <w:r>
               <w:rPr>
-                <w:rFonts w:eastAsia="Times New Roman" w:cs="Times New Roman"/>
-                <w:kern w:val="0"/>
-                <w:sz w:val="24"/>
-                <w:szCs w:val="24"/>
-                <w:lang w:val="vi-VN" w:eastAsia="ja-JP" w:bidi="ar-SA"/>
+                <w:lang w:val="vi-VN"/>
               </w:rPr>
             </w:r>
           </w:p>
@@ -3945,6 +3903,7 @@
             <w:pPr>
               <w:pStyle w:val="Normal"/>
               <w:widowControl/>
+              <w:suppressAutoHyphens w:val="true"/>
               <w:spacing w:before="0" w:after="0"/>
               <w:jc w:val="start"/>
               <w:rPr>
@@ -3953,11 +3912,7 @@
             </w:pPr>
             <w:r>
               <w:rPr>
-                <w:rFonts w:eastAsia="Times New Roman" w:cs="Times New Roman"/>
-                <w:kern w:val="0"/>
-                <w:sz w:val="24"/>
-                <w:szCs w:val="24"/>
-                <w:lang w:val="vi-VN" w:eastAsia="ja-JP" w:bidi="ar-SA"/>
+                <w:lang w:val="vi-VN"/>
               </w:rPr>
             </w:r>
           </w:p>
@@ -3965,6 +3920,7 @@
             <w:pPr>
               <w:pStyle w:val="Normal"/>
               <w:widowControl/>
+              <w:suppressAutoHyphens w:val="true"/>
               <w:spacing w:before="0" w:after="0"/>
               <w:jc w:val="start"/>
               <w:rPr>
@@ -3973,11 +3929,7 @@
             </w:pPr>
             <w:r>
               <w:rPr>
-                <w:rFonts w:eastAsia="Times New Roman" w:cs="Times New Roman"/>
-                <w:kern w:val="0"/>
-                <w:sz w:val="24"/>
-                <w:szCs w:val="24"/>
-                <w:lang w:val="vi-VN" w:eastAsia="ja-JP" w:bidi="ar-SA"/>
+                <w:lang w:val="vi-VN"/>
               </w:rPr>
             </w:r>
           </w:p>
@@ -3985,6 +3937,7 @@
             <w:pPr>
               <w:pStyle w:val="Normal"/>
               <w:widowControl/>
+              <w:suppressAutoHyphens w:val="true"/>
               <w:spacing w:before="0" w:after="0"/>
               <w:jc w:val="start"/>
               <w:rPr>
@@ -3993,11 +3946,7 @@
             </w:pPr>
             <w:r>
               <w:rPr>
-                <w:rFonts w:eastAsia="Times New Roman" w:cs="Times New Roman"/>
-                <w:kern w:val="0"/>
-                <w:sz w:val="24"/>
-                <w:szCs w:val="24"/>
-                <w:lang w:val="vi-VN" w:eastAsia="ja-JP" w:bidi="ar-SA"/>
+                <w:lang w:val="vi-VN"/>
               </w:rPr>
             </w:r>
           </w:p>
@@ -4005,6 +3954,7 @@
             <w:pPr>
               <w:pStyle w:val="Normal"/>
               <w:widowControl/>
+              <w:suppressAutoHyphens w:val="true"/>
               <w:spacing w:before="0" w:after="0"/>
               <w:jc w:val="start"/>
               <w:rPr>
@@ -4013,11 +3963,7 @@
             </w:pPr>
             <w:r>
               <w:rPr>
-                <w:rFonts w:eastAsia="Times New Roman" w:cs="Times New Roman"/>
-                <w:kern w:val="0"/>
-                <w:sz w:val="24"/>
-                <w:szCs w:val="24"/>
-                <w:lang w:val="vi-VN" w:eastAsia="ja-JP" w:bidi="ar-SA"/>
+                <w:lang w:val="vi-VN"/>
               </w:rPr>
             </w:r>
           </w:p>
@@ -4025,6 +3971,7 @@
             <w:pPr>
               <w:pStyle w:val="Normal"/>
               <w:widowControl/>
+              <w:suppressAutoHyphens w:val="true"/>
               <w:spacing w:before="0" w:after="0"/>
               <w:jc w:val="start"/>
               <w:rPr>
@@ -4033,11 +3980,7 @@
             </w:pPr>
             <w:r>
               <w:rPr>
-                <w:rFonts w:eastAsia="Times New Roman" w:cs="Times New Roman"/>
-                <w:kern w:val="0"/>
-                <w:sz w:val="24"/>
-                <w:szCs w:val="24"/>
-                <w:lang w:val="vi-VN" w:eastAsia="ja-JP" w:bidi="ar-SA"/>
+                <w:lang w:val="vi-VN"/>
               </w:rPr>
             </w:r>
           </w:p>
@@ -4045,6 +3988,7 @@
             <w:pPr>
               <w:pStyle w:val="Normal"/>
               <w:widowControl/>
+              <w:suppressAutoHyphens w:val="true"/>
               <w:spacing w:before="0" w:after="0"/>
               <w:jc w:val="start"/>
               <w:rPr>
@@ -4053,11 +3997,7 @@
             </w:pPr>
             <w:r>
               <w:rPr>
-                <w:rFonts w:eastAsia="Times New Roman" w:cs="Times New Roman"/>
-                <w:kern w:val="0"/>
-                <w:sz w:val="24"/>
-                <w:szCs w:val="24"/>
-                <w:lang w:val="vi-VN" w:eastAsia="ja-JP" w:bidi="ar-SA"/>
+                <w:lang w:val="vi-VN"/>
               </w:rPr>
             </w:r>
           </w:p>
@@ -4065,6 +4005,7 @@
             <w:pPr>
               <w:pStyle w:val="Normal"/>
               <w:widowControl/>
+              <w:suppressAutoHyphens w:val="true"/>
               <w:spacing w:before="0" w:after="0"/>
               <w:jc w:val="start"/>
               <w:rPr>
@@ -4073,18 +4014,14 @@
             </w:pPr>
             <w:r>
               <w:rPr>
-                <w:rFonts w:eastAsia="Times New Roman" w:cs="Times New Roman"/>
-                <w:kern w:val="0"/>
-                <w:sz w:val="24"/>
-                <w:szCs w:val="24"/>
-                <w:lang w:val="vi-VN" w:eastAsia="ja-JP" w:bidi="ar-SA"/>
+                <w:lang w:val="vi-VN"/>
               </w:rPr>
             </w:r>
           </w:p>
         </w:tc>
         <w:tc>
           <w:tcPr>
-            <w:tcW w:w="2905" w:type="dxa"/>
+            <w:tcW w:w="2903" w:type="dxa"/>
             <w:tcBorders>
               <w:top w:val="nil"/>
               <w:start w:val="nil"/>
@@ -4096,6 +4033,7 @@
             <w:pPr>
               <w:pStyle w:val="Normal"/>
               <w:widowControl/>
+              <w:suppressAutoHyphens w:val="true"/>
               <w:spacing w:before="0" w:after="0"/>
               <w:jc w:val="start"/>
               <w:rPr>
@@ -4104,18 +4042,14 @@
             </w:pPr>
             <w:r>
               <w:rPr>
-                <w:rFonts w:eastAsia="Times New Roman" w:cs="Times New Roman"/>
-                <w:kern w:val="0"/>
-                <w:sz w:val="24"/>
-                <w:szCs w:val="24"/>
-                <w:lang w:val="vi-VN" w:eastAsia="ja-JP" w:bidi="ar-SA"/>
+                <w:lang w:val="vi-VN"/>
               </w:rPr>
             </w:r>
           </w:p>
         </w:tc>
         <w:tc>
           <w:tcPr>
-            <w:tcW w:w="2827" w:type="dxa"/>
+            <w:tcW w:w="2829" w:type="dxa"/>
             <w:tcBorders>
               <w:top w:val="nil"/>
               <w:start w:val="nil"/>
@@ -4127,6 +4061,7 @@
             <w:pPr>
               <w:pStyle w:val="Normal"/>
               <w:widowControl/>
+              <w:suppressAutoHyphens w:val="true"/>
               <w:spacing w:before="0" w:after="0"/>
               <w:jc w:val="start"/>
               <w:rPr>
@@ -4135,11 +4070,7 @@
             </w:pPr>
             <w:r>
               <w:rPr>
-                <w:rFonts w:eastAsia="Times New Roman" w:cs="Times New Roman"/>
-                <w:kern w:val="0"/>
-                <w:sz w:val="24"/>
-                <w:szCs w:val="24"/>
-                <w:lang w:val="vi-VN" w:eastAsia="ja-JP" w:bidi="ar-SA"/>
+                <w:lang w:val="vi-VN"/>
               </w:rPr>
             </w:r>
           </w:p>
@@ -4953,48 +4884,20 @@
     <w:p>
       <w:pPr>
         <w:pStyle w:val="Heading1"/>
+        <w:spacing w:before="0" w:after="80"/>
         <w:jc w:val="center"/>
         <w:rPr>
           <w:sz w:val="36"/>
           <w:szCs w:val="36"/>
           <w:lang w:val="vi-VN"/>
         </w:rPr>
-      </w:pPr>
-      <w:bookmarkStart w:id="6" w:name="__RefHeading___Toc11596_633719321"/>
-      <w:bookmarkStart w:id="7" w:name="_Toc231396283"/>
-      <w:bookmarkEnd w:id="6"/>
-      <w:r>
-        <w:rPr>
-          <w:sz w:val="36"/>
-          <w:szCs w:val="36"/>
-          <w:lang w:val="vi-VN"/>
-        </w:rPr>
-        <w:t>DANH MỤC BẢNG</w:t>
-      </w:r>
-      <w:bookmarkEnd w:id="7"/>
-    </w:p>
-    <w:p>
-      <w:pPr>
-        <w:pStyle w:val="Normal"/>
-        <w:rPr/>
-      </w:pPr>
-      <w:r>
-        <w:rPr/>
-      </w:r>
-    </w:p>
-    <w:p>
-      <w:pPr>
-        <w:pStyle w:val="Normal"/>
-        <w:spacing w:lineRule="auto" w:line="312" w:before="80" w:after="80"/>
-        <w:jc w:val="both"/>
-        <w:rPr>
-          <w:lang w:val="vi-VN"/>
-        </w:rPr>
         <w:sectPr>
-          <w:headerReference w:type="default" r:id="rId18"/>
-          <w:headerReference w:type="first" r:id="rId19"/>
-          <w:footerReference w:type="default" r:id="rId20"/>
-          <w:footerReference w:type="first" r:id="rId21"/>
+          <w:headerReference w:type="even" r:id="rId19"/>
+          <w:headerReference w:type="default" r:id="rId20"/>
+          <w:headerReference w:type="first" r:id="rId21"/>
+          <w:footerReference w:type="even" r:id="rId22"/>
+          <w:footerReference w:type="default" r:id="rId23"/>
+          <w:footerReference w:type="first" r:id="rId24"/>
           <w:type w:val="nextPage"/>
           <w:pgSz w:w="11906" w:h="16838"/>
           <w:pgMar w:left="1985" w:right="1418" w:gutter="0" w:header="708" w:top="1418" w:footer="708" w:bottom="1418"/>
@@ -5004,11 +4907,18 @@
           <w:docGrid w:type="default" w:linePitch="360" w:charSpace="0"/>
         </w:sectPr>
       </w:pPr>
-      <w:r>
-        <w:rPr>
-          <w:lang w:val="vi-VN"/>
-        </w:rPr>
-      </w:r>
+      <w:bookmarkStart w:id="6" w:name="__RefHeading___Toc11596_633719321"/>
+      <w:bookmarkStart w:id="7" w:name="_Toc231396283"/>
+      <w:bookmarkEnd w:id="6"/>
+      <w:r>
+        <w:rPr>
+          <w:sz w:val="36"/>
+          <w:szCs w:val="36"/>
+          <w:lang w:val="vi-VN"/>
+        </w:rPr>
+        <w:t>DANH MỤC BẢNG</w:t>
+      </w:r>
+      <w:bookmarkEnd w:id="7"/>
     </w:p>
     <w:p>
       <w:pPr>
@@ -5067,7 +4977,11 @@
         </w:rPr>
       </w:pPr>
       <w:r>
-        <w:rPr/>
+        <w:rPr>
+          <w:sz w:val="26"/>
+          <w:szCs w:val="26"/>
+          <w:lang w:val="vi-VN"/>
+        </w:rPr>
       </w:r>
     </w:p>
     <w:p>
@@ -5103,7 +5017,11 @@
         </w:rPr>
       </w:pPr>
       <w:r>
-        <w:rPr/>
+        <w:rPr>
+          <w:sz w:val="26"/>
+          <w:szCs w:val="26"/>
+          <w:lang w:val="vi-VN"/>
+        </w:rPr>
       </w:r>
     </w:p>
     <w:p>
@@ -5139,7 +5057,11 @@
         </w:rPr>
       </w:pPr>
       <w:r>
-        <w:rPr/>
+        <w:rPr>
+          <w:sz w:val="26"/>
+          <w:szCs w:val="26"/>
+          <w:lang w:val="vi-VN"/>
+        </w:rPr>
       </w:r>
     </w:p>
     <w:p>
@@ -5502,8 +5424,8 @@
       </w:pPr>
       <w:r>
         <w:rPr>
-          <w:sz w:val="26"/>
-          <w:szCs w:val="26"/>
+          <w:sz w:val="28"/>
+          <w:szCs w:val="28"/>
           <w:lang w:val="vi-VN"/>
         </w:rPr>
       </w:r>
@@ -5998,44 +5920,13 @@
           <w:szCs w:val="36"/>
           <w:lang w:val="vi-VN"/>
         </w:rPr>
-      </w:pPr>
-      <w:bookmarkStart w:id="12" w:name="__RefHeading___Toc11602_633719321"/>
-      <w:bookmarkStart w:id="13" w:name="_Toc231396291"/>
-      <w:bookmarkEnd w:id="12"/>
-      <w:r>
-        <w:rPr>
-          <w:sz w:val="36"/>
-          <w:szCs w:val="36"/>
-          <w:lang w:val="vi-VN"/>
-        </w:rPr>
-        <w:t xml:space="preserve">CHƯƠNG 2: PHÂN TÍCH </w:t>
-      </w:r>
-      <w:bookmarkEnd w:id="13"/>
-      <w:r>
-        <w:rPr>
-          <w:sz w:val="36"/>
-          <w:szCs w:val="36"/>
-          <w:lang w:val="vi-VN"/>
-        </w:rPr>
-        <w:t xml:space="preserve">VÀ LỰA CHỌN CÔNG NGHỆ </w:t>
-      </w:r>
-    </w:p>
-    <w:p>
-      <w:pPr>
-        <w:pStyle w:val="Heading2"/>
-        <w:spacing w:lineRule="auto" w:line="312" w:before="120" w:after="120"/>
-        <w:jc w:val="both"/>
-        <w:rPr>
-          <w:sz w:val="28"/>
-          <w:szCs w:val="28"/>
-          <w:lang w:val="vi-VN"/>
-        </w:rPr>
         <w:sectPr>
-          <w:headerReference w:type="default" r:id="rId22"/>
-          <w:headerReference w:type="first" r:id="rId23"/>
-          <w:footerReference w:type="even" r:id="rId24"/>
-          <w:footerReference w:type="default" r:id="rId25"/>
-          <w:footerReference w:type="first" r:id="rId26"/>
+          <w:headerReference w:type="even" r:id="rId25"/>
+          <w:headerReference w:type="default" r:id="rId26"/>
+          <w:headerReference w:type="first" r:id="rId27"/>
+          <w:footerReference w:type="even" r:id="rId28"/>
+          <w:footerReference w:type="default" r:id="rId29"/>
+          <w:footerReference w:type="first" r:id="rId30"/>
           <w:type w:val="nextPage"/>
           <w:pgSz w:w="11906" w:h="16838"/>
           <w:pgMar w:left="1985" w:right="1418" w:gutter="0" w:header="706" w:top="1418" w:footer="706" w:bottom="1418"/>
@@ -6045,12 +5936,25 @@
           <w:docGrid w:type="default" w:linePitch="360" w:charSpace="0"/>
         </w:sectPr>
       </w:pPr>
-      <w:r>
-        <w:rPr>
-          <w:sz w:val="26"/>
-          <w:szCs w:val="26"/>
-          <w:lang w:val="vi-VN"/>
-        </w:rPr>
+      <w:bookmarkStart w:id="12" w:name="__RefHeading___Toc11602_633719321"/>
+      <w:bookmarkStart w:id="13" w:name="_Toc231396291"/>
+      <w:bookmarkEnd w:id="12"/>
+      <w:r>
+        <w:rPr>
+          <w:sz w:val="36"/>
+          <w:szCs w:val="36"/>
+          <w:lang w:val="vi-VN"/>
+        </w:rPr>
+        <w:t xml:space="preserve">CHƯƠNG 2: PHÂN TÍCH </w:t>
+      </w:r>
+      <w:bookmarkEnd w:id="13"/>
+      <w:r>
+        <w:rPr>
+          <w:sz w:val="36"/>
+          <w:szCs w:val="36"/>
+          <w:lang w:val="vi-VN"/>
+        </w:rPr>
+        <w:t xml:space="preserve">VÀ LỰA CHỌN CÔNG NGHỆ </w:t>
       </w:r>
     </w:p>
     <w:p>
@@ -6498,7 +6402,23 @@
           <w:szCs w:val="36"/>
           <w:lang w:val="vi-VN"/>
         </w:rPr>
-        <w:t>CHƯƠNG 4: CÀI ĐẶT HỆ THỐNG</w:t>
+        <w:t xml:space="preserve">CHƯƠNG 4: </w:t>
+      </w:r>
+      <w:r>
+        <w:rPr>
+          <w:sz w:val="36"/>
+          <w:szCs w:val="36"/>
+          <w:lang w:val="vi-VN"/>
+        </w:rPr>
+        <w:t>TRIỂN KHAI</w:t>
+      </w:r>
+      <w:r>
+        <w:rPr>
+          <w:sz w:val="36"/>
+          <w:szCs w:val="36"/>
+          <w:lang w:val="vi-VN"/>
+        </w:rPr>
+        <w:t xml:space="preserve"> HỆ THỐNG</w:t>
       </w:r>
       <w:bookmarkEnd w:id="17"/>
     </w:p>
@@ -7006,7 +6926,7 @@
           <w:szCs w:val="36"/>
           <w:lang w:val="vi-VN"/>
         </w:rPr>
-        <w:t>KẾT NỐI MẠNG VAF TRUY CẬP INTERNET</w:t>
+        <w:t>KẾT NỐI MẠNG VÀ TRUY CẬP INTERNET</w:t>
       </w:r>
     </w:p>
     <w:p>
@@ -9921,12 +9841,14 @@
       </w:r>
     </w:p>
     <w:sectPr>
-      <w:headerReference w:type="default" r:id="rId27"/>
-      <w:headerReference w:type="first" r:id="rId28"/>
-      <w:footerReference w:type="default" r:id="rId29"/>
-      <w:footerReference w:type="first" r:id="rId30"/>
+      <w:headerReference w:type="even" r:id="rId31"/>
+      <w:headerReference w:type="default" r:id="rId32"/>
+      <w:headerReference w:type="first" r:id="rId33"/>
+      <w:footerReference w:type="even" r:id="rId34"/>
+      <w:footerReference w:type="default" r:id="rId35"/>
+      <w:footerReference w:type="first" r:id="rId36"/>
       <w:type w:val="nextPage"/>
-      <w:pgSz w:w="11909" w:h="16834"/>
+      <w:pgSz w:w="11906" w:h="16838"/>
       <w:pgMar w:left="1985" w:right="1418" w:gutter="0" w:header="708" w:top="1418" w:footer="708" w:bottom="1418"/>
       <w:pgNumType w:fmt="decimal"/>
       <w:formProt w:val="false"/>
@@ -9953,11 +9875,123 @@
 
 <file path=word/footer10.xml><?xml version="1.0" encoding="utf-8"?>
 <w:ftr xmlns:o="urn:schemas-microsoft-com:office:office" xmlns:r="http://schemas.openxmlformats.org/officeDocument/2006/relationships" xmlns:v="urn:schemas-microsoft-com:vml" xmlns:w="http://schemas.openxmlformats.org/wordprocessingml/2006/main" xmlns:w10="urn:schemas-microsoft-com:office:word" xmlns:wp="http://schemas.openxmlformats.org/drawingml/2006/wordprocessingDrawing" xmlns:pic="http://schemas.openxmlformats.org/drawingml/2006/picture" xmlns:wps="http://schemas.microsoft.com/office/word/2010/wordprocessingShape" xmlns:wpg="http://schemas.microsoft.com/office/word/2010/wordprocessingGroup" xmlns:mc="http://schemas.openxmlformats.org/markup-compatibility/2006" xmlns:wp14="http://schemas.microsoft.com/office/word/2010/wordprocessingDrawing" xmlns:w14="http://schemas.microsoft.com/office/word/2010/wordml" xmlns:w15="http://schemas.microsoft.com/office/word/2012/wordml" mc:Ignorable="w14 wp14 w15">
-  <w:p/>
+  <w:p>
+    <w:pPr>
+      <w:pStyle w:val="Footer"/>
+      <w:rPr/>
+    </w:pPr>
+    <w:r>
+      <w:rPr/>
+    </w:r>
+  </w:p>
 </w:ftr>
 </file>
 
 <file path=word/footer11.xml><?xml version="1.0" encoding="utf-8"?>
+<w:ftr xmlns:o="urn:schemas-microsoft-com:office:office" xmlns:r="http://schemas.openxmlformats.org/officeDocument/2006/relationships" xmlns:v="urn:schemas-microsoft-com:vml" xmlns:w="http://schemas.openxmlformats.org/wordprocessingml/2006/main" xmlns:w10="urn:schemas-microsoft-com:office:word" xmlns:wp="http://schemas.openxmlformats.org/drawingml/2006/wordprocessingDrawing" xmlns:pic="http://schemas.openxmlformats.org/drawingml/2006/picture" xmlns:wps="http://schemas.microsoft.com/office/word/2010/wordprocessingShape" xmlns:wpg="http://schemas.microsoft.com/office/word/2010/wordprocessingGroup" xmlns:mc="http://schemas.openxmlformats.org/markup-compatibility/2006" xmlns:wp14="http://schemas.microsoft.com/office/word/2010/wordprocessingDrawing" xmlns:w14="http://schemas.microsoft.com/office/word/2010/wordml" xmlns:w15="http://schemas.microsoft.com/office/word/2012/wordml" mc:Ignorable="w14 wp14 w15">
+  <w:sdt>
+    <w:sdtPr>
+      <w:id w:val="-1307928545"/>
+      <w:docPartObj>
+        <w:docPartGallery w:val="Page Numbers (Bottom of Page)"/>
+        <w:docPartUnique w:val="true"/>
+      </w:docPartObj>
+    </w:sdtPr>
+    <w:sdtContent>
+      <w:p>
+        <w:pPr>
+          <w:pStyle w:val="Footer"/>
+          <w:jc w:val="end"/>
+          <w:rPr/>
+        </w:pPr>
+        <w:r>
+          <w:rPr/>
+          <w:fldChar w:fldCharType="begin"/>
+        </w:r>
+        <w:r>
+          <w:rPr/>
+          <w:instrText xml:space="preserve"> PAGE </w:instrText>
+        </w:r>
+        <w:r>
+          <w:rPr/>
+          <w:fldChar w:fldCharType="separate"/>
+        </w:r>
+        <w:r>
+          <w:rPr/>
+          <w:t>vii</w:t>
+        </w:r>
+        <w:r>
+          <w:rPr/>
+          <w:fldChar w:fldCharType="end"/>
+        </w:r>
+      </w:p>
+    </w:sdtContent>
+  </w:sdt>
+  <w:p>
+    <w:pPr>
+      <w:pStyle w:val="Footer"/>
+      <w:rPr/>
+    </w:pPr>
+    <w:r>
+      <w:rPr/>
+    </w:r>
+  </w:p>
+</w:ftr>
+</file>
+
+<file path=word/footer12.xml><?xml version="1.0" encoding="utf-8"?>
+<w:ftr xmlns:o="urn:schemas-microsoft-com:office:office" xmlns:r="http://schemas.openxmlformats.org/officeDocument/2006/relationships" xmlns:v="urn:schemas-microsoft-com:vml" xmlns:w="http://schemas.openxmlformats.org/wordprocessingml/2006/main" xmlns:w10="urn:schemas-microsoft-com:office:word" xmlns:wp="http://schemas.openxmlformats.org/drawingml/2006/wordprocessingDrawing" xmlns:pic="http://schemas.openxmlformats.org/drawingml/2006/picture" xmlns:wps="http://schemas.microsoft.com/office/word/2010/wordprocessingShape" xmlns:wpg="http://schemas.microsoft.com/office/word/2010/wordprocessingGroup" xmlns:mc="http://schemas.openxmlformats.org/markup-compatibility/2006" xmlns:wp14="http://schemas.microsoft.com/office/word/2010/wordprocessingDrawing" xmlns:w14="http://schemas.microsoft.com/office/word/2010/wordml" xmlns:w15="http://schemas.microsoft.com/office/word/2012/wordml" mc:Ignorable="w14 wp14 w15">
+  <w:sdt>
+    <w:sdtPr>
+      <w:id w:val="-1307928545"/>
+      <w:docPartObj>
+        <w:docPartGallery w:val="Page Numbers (Bottom of Page)"/>
+        <w:docPartUnique w:val="true"/>
+      </w:docPartObj>
+    </w:sdtPr>
+    <w:sdtContent>
+      <w:p>
+        <w:pPr>
+          <w:pStyle w:val="Footer"/>
+          <w:jc w:val="end"/>
+          <w:rPr/>
+        </w:pPr>
+        <w:r>
+          <w:rPr/>
+          <w:fldChar w:fldCharType="begin"/>
+        </w:r>
+        <w:r>
+          <w:rPr/>
+          <w:instrText xml:space="preserve"> PAGE </w:instrText>
+        </w:r>
+        <w:r>
+          <w:rPr/>
+          <w:fldChar w:fldCharType="separate"/>
+        </w:r>
+        <w:r>
+          <w:rPr/>
+          <w:t>vii</w:t>
+        </w:r>
+        <w:r>
+          <w:rPr/>
+          <w:fldChar w:fldCharType="end"/>
+        </w:r>
+      </w:p>
+    </w:sdtContent>
+  </w:sdt>
+  <w:p>
+    <w:pPr>
+      <w:pStyle w:val="Footer"/>
+      <w:rPr/>
+    </w:pPr>
+    <w:r>
+      <w:rPr/>
+    </w:r>
+  </w:p>
+</w:ftr>
+</file>
+
+<file path=word/footer13.xml><?xml version="1.0" encoding="utf-8"?>
 <w:ftr xmlns:o="urn:schemas-microsoft-com:office:office" xmlns:r="http://schemas.openxmlformats.org/officeDocument/2006/relationships" xmlns:v="urn:schemas-microsoft-com:vml" xmlns:w="http://schemas.openxmlformats.org/wordprocessingml/2006/main" xmlns:w10="urn:schemas-microsoft-com:office:word" xmlns:wp="http://schemas.openxmlformats.org/drawingml/2006/wordprocessingDrawing" xmlns:pic="http://schemas.openxmlformats.org/drawingml/2006/picture" xmlns:wps="http://schemas.microsoft.com/office/word/2010/wordprocessingShape" xmlns:wpg="http://schemas.microsoft.com/office/word/2010/wordprocessingGroup" xmlns:mc="http://schemas.openxmlformats.org/markup-compatibility/2006" xmlns:wp14="http://schemas.microsoft.com/office/word/2010/wordprocessingDrawing" xmlns:w14="http://schemas.microsoft.com/office/word/2010/wordml" xmlns:w15="http://schemas.microsoft.com/office/word/2012/wordml" mc:Ignorable="w14 wp14 w15">
   <w:p>
     <w:pPr>
@@ -9971,7 +10005,7 @@
 </w:ftr>
 </file>
 
-<file path=word/footer12.xml><?xml version="1.0" encoding="utf-8"?>
+<file path=word/footer14.xml><?xml version="1.0" encoding="utf-8"?>
 <w:ftr xmlns:o="urn:schemas-microsoft-com:office:office" xmlns:r="http://schemas.openxmlformats.org/officeDocument/2006/relationships" xmlns:v="urn:schemas-microsoft-com:vml" xmlns:w="http://schemas.openxmlformats.org/wordprocessingml/2006/main" xmlns:w10="urn:schemas-microsoft-com:office:word" xmlns:wp="http://schemas.openxmlformats.org/drawingml/2006/wordprocessingDrawing" xmlns:pic="http://schemas.openxmlformats.org/drawingml/2006/picture" xmlns:wps="http://schemas.microsoft.com/office/word/2010/wordprocessingShape" xmlns:wpg="http://schemas.microsoft.com/office/word/2010/wordprocessingGroup" xmlns:mc="http://schemas.openxmlformats.org/markup-compatibility/2006" xmlns:wp14="http://schemas.microsoft.com/office/word/2010/wordprocessingDrawing" xmlns:w14="http://schemas.microsoft.com/office/word/2010/wordml" xmlns:w15="http://schemas.microsoft.com/office/word/2012/wordml" mc:Ignorable="w14 wp14 w15">
   <w:sdt>
     <w:sdtPr>
@@ -10023,7 +10057,7 @@
 </w:ftr>
 </file>
 
-<file path=word/footer13.xml><?xml version="1.0" encoding="utf-8"?>
+<file path=word/footer15.xml><?xml version="1.0" encoding="utf-8"?>
 <w:ftr xmlns:o="urn:schemas-microsoft-com:office:office" xmlns:r="http://schemas.openxmlformats.org/officeDocument/2006/relationships" xmlns:v="urn:schemas-microsoft-com:vml" xmlns:w="http://schemas.openxmlformats.org/wordprocessingml/2006/main" xmlns:w10="urn:schemas-microsoft-com:office:word" xmlns:wp="http://schemas.openxmlformats.org/drawingml/2006/wordprocessingDrawing" xmlns:pic="http://schemas.openxmlformats.org/drawingml/2006/picture" xmlns:wps="http://schemas.microsoft.com/office/word/2010/wordprocessingShape" xmlns:wpg="http://schemas.microsoft.com/office/word/2010/wordprocessingGroup" xmlns:mc="http://schemas.openxmlformats.org/markup-compatibility/2006" xmlns:wp14="http://schemas.microsoft.com/office/word/2010/wordprocessingDrawing" xmlns:w14="http://schemas.microsoft.com/office/word/2010/wordml" xmlns:w15="http://schemas.microsoft.com/office/word/2012/wordml" mc:Ignorable="w14 wp14 w15">
   <w:sdt>
     <w:sdtPr>
@@ -10075,7 +10109,21 @@
 </w:ftr>
 </file>
 
-<file path=word/footer14.xml><?xml version="1.0" encoding="utf-8"?>
+<file path=word/footer16.xml><?xml version="1.0" encoding="utf-8"?>
+<w:ftr xmlns:o="urn:schemas-microsoft-com:office:office" xmlns:r="http://schemas.openxmlformats.org/officeDocument/2006/relationships" xmlns:v="urn:schemas-microsoft-com:vml" xmlns:w="http://schemas.openxmlformats.org/wordprocessingml/2006/main" xmlns:w10="urn:schemas-microsoft-com:office:word" xmlns:wp="http://schemas.openxmlformats.org/drawingml/2006/wordprocessingDrawing" xmlns:pic="http://schemas.openxmlformats.org/drawingml/2006/picture" xmlns:wps="http://schemas.microsoft.com/office/word/2010/wordprocessingShape" xmlns:wpg="http://schemas.microsoft.com/office/word/2010/wordprocessingGroup" xmlns:mc="http://schemas.openxmlformats.org/markup-compatibility/2006" xmlns:wp14="http://schemas.microsoft.com/office/word/2010/wordprocessingDrawing" xmlns:w14="http://schemas.microsoft.com/office/word/2010/wordml" xmlns:w15="http://schemas.microsoft.com/office/word/2012/wordml" mc:Ignorable="w14 wp14 w15">
+  <w:p>
+    <w:pPr>
+      <w:pStyle w:val="Footer"/>
+      <w:rPr/>
+    </w:pPr>
+    <w:r>
+      <w:rPr/>
+    </w:r>
+  </w:p>
+</w:ftr>
+</file>
+
+<file path=word/footer17.xml><?xml version="1.0" encoding="utf-8"?>
 <w:ftr xmlns:o="urn:schemas-microsoft-com:office:office" xmlns:r="http://schemas.openxmlformats.org/officeDocument/2006/relationships" xmlns:v="urn:schemas-microsoft-com:vml" xmlns:w="http://schemas.openxmlformats.org/wordprocessingml/2006/main" xmlns:w10="urn:schemas-microsoft-com:office:word" xmlns:wp="http://schemas.openxmlformats.org/drawingml/2006/wordprocessingDrawing" xmlns:pic="http://schemas.openxmlformats.org/drawingml/2006/picture" xmlns:wps="http://schemas.microsoft.com/office/word/2010/wordprocessingShape" xmlns:wpg="http://schemas.microsoft.com/office/word/2010/wordprocessingGroup" xmlns:mc="http://schemas.openxmlformats.org/markup-compatibility/2006" xmlns:wp14="http://schemas.microsoft.com/office/word/2010/wordprocessingDrawing" xmlns:w14="http://schemas.microsoft.com/office/word/2010/wordml" xmlns:w15="http://schemas.microsoft.com/office/word/2012/wordml" mc:Ignorable="w14 wp14 w15">
   <w:sdt>
     <w:sdtPr>
@@ -10127,9 +10175,55 @@
 </w:ftr>
 </file>
 
-<file path=word/footer15.xml><?xml version="1.0" encoding="utf-8"?>
+<file path=word/footer18.xml><?xml version="1.0" encoding="utf-8"?>
 <w:ftr xmlns:o="urn:schemas-microsoft-com:office:office" xmlns:r="http://schemas.openxmlformats.org/officeDocument/2006/relationships" xmlns:v="urn:schemas-microsoft-com:vml" xmlns:w="http://schemas.openxmlformats.org/wordprocessingml/2006/main" xmlns:w10="urn:schemas-microsoft-com:office:word" xmlns:wp="http://schemas.openxmlformats.org/drawingml/2006/wordprocessingDrawing" xmlns:pic="http://schemas.openxmlformats.org/drawingml/2006/picture" xmlns:wps="http://schemas.microsoft.com/office/word/2010/wordprocessingShape" xmlns:wpg="http://schemas.microsoft.com/office/word/2010/wordprocessingGroup" xmlns:mc="http://schemas.openxmlformats.org/markup-compatibility/2006" xmlns:wp14="http://schemas.microsoft.com/office/word/2010/wordprocessingDrawing" xmlns:w14="http://schemas.microsoft.com/office/word/2010/wordml" xmlns:w15="http://schemas.microsoft.com/office/word/2012/wordml" mc:Ignorable="w14 wp14 w15">
-  <w:p/>
+  <w:sdt>
+    <w:sdtPr>
+      <w:id w:val="-1138573977"/>
+      <w:docPartObj>
+        <w:docPartGallery w:val="Page Numbers (Bottom of Page)"/>
+        <w:docPartUnique w:val="true"/>
+      </w:docPartObj>
+    </w:sdtPr>
+    <w:sdtContent>
+      <w:p>
+        <w:pPr>
+          <w:pStyle w:val="Footer"/>
+          <w:jc w:val="end"/>
+          <w:rPr/>
+        </w:pPr>
+        <w:r>
+          <w:rPr/>
+          <w:fldChar w:fldCharType="begin"/>
+        </w:r>
+        <w:r>
+          <w:rPr/>
+          <w:instrText xml:space="preserve"> PAGE </w:instrText>
+        </w:r>
+        <w:r>
+          <w:rPr/>
+          <w:fldChar w:fldCharType="separate"/>
+        </w:r>
+        <w:r>
+          <w:rPr/>
+          <w:t>12</w:t>
+        </w:r>
+        <w:r>
+          <w:rPr/>
+          <w:fldChar w:fldCharType="end"/>
+        </w:r>
+      </w:p>
+    </w:sdtContent>
+  </w:sdt>
+  <w:p>
+    <w:pPr>
+      <w:pStyle w:val="Footer"/>
+      <w:rPr/>
+    </w:pPr>
+    <w:r>
+      <w:rPr/>
+    </w:r>
+  </w:p>
 </w:ftr>
 </file>
 
@@ -10301,6 +10395,20 @@
 
 <file path=word/footer7.xml><?xml version="1.0" encoding="utf-8"?>
 <w:ftr xmlns:o="urn:schemas-microsoft-com:office:office" xmlns:r="http://schemas.openxmlformats.org/officeDocument/2006/relationships" xmlns:v="urn:schemas-microsoft-com:vml" xmlns:w="http://schemas.openxmlformats.org/wordprocessingml/2006/main" xmlns:w10="urn:schemas-microsoft-com:office:word" xmlns:wp="http://schemas.openxmlformats.org/drawingml/2006/wordprocessingDrawing" xmlns:pic="http://schemas.openxmlformats.org/drawingml/2006/picture" xmlns:wps="http://schemas.microsoft.com/office/word/2010/wordprocessingShape" xmlns:wpg="http://schemas.microsoft.com/office/word/2010/wordprocessingGroup" xmlns:mc="http://schemas.openxmlformats.org/markup-compatibility/2006" xmlns:wp14="http://schemas.microsoft.com/office/word/2010/wordprocessingDrawing" xmlns:w14="http://schemas.microsoft.com/office/word/2010/wordml" xmlns:w15="http://schemas.microsoft.com/office/word/2012/wordml" mc:Ignorable="w14 wp14 w15">
+  <w:p>
+    <w:pPr>
+      <w:pStyle w:val="Footer"/>
+      <w:rPr/>
+    </w:pPr>
+    <w:r>
+      <w:rPr/>
+    </w:r>
+  </w:p>
+</w:ftr>
+</file>
+
+<file path=word/footer8.xml><?xml version="1.0" encoding="utf-8"?>
+<w:ftr xmlns:o="urn:schemas-microsoft-com:office:office" xmlns:r="http://schemas.openxmlformats.org/officeDocument/2006/relationships" xmlns:v="urn:schemas-microsoft-com:vml" xmlns:w="http://schemas.openxmlformats.org/wordprocessingml/2006/main" xmlns:w10="urn:schemas-microsoft-com:office:word" xmlns:wp="http://schemas.openxmlformats.org/drawingml/2006/wordprocessingDrawing" xmlns:pic="http://schemas.openxmlformats.org/drawingml/2006/picture" xmlns:wps="http://schemas.microsoft.com/office/word/2010/wordprocessingShape" xmlns:wpg="http://schemas.microsoft.com/office/word/2010/wordprocessingGroup" xmlns:mc="http://schemas.openxmlformats.org/markup-compatibility/2006" xmlns:wp14="http://schemas.microsoft.com/office/word/2010/wordprocessingDrawing" xmlns:w14="http://schemas.microsoft.com/office/word/2010/wordml" xmlns:w15="http://schemas.microsoft.com/office/word/2012/wordml" mc:Ignorable="w14 wp14 w15">
   <w:sdt>
     <w:sdtPr>
       <w:id w:val="-1307928545"/>
@@ -10351,12 +10459,6 @@
 </w:ftr>
 </file>
 
-<file path=word/footer8.xml><?xml version="1.0" encoding="utf-8"?>
-<w:ftr xmlns:o="urn:schemas-microsoft-com:office:office" xmlns:r="http://schemas.openxmlformats.org/officeDocument/2006/relationships" xmlns:v="urn:schemas-microsoft-com:vml" xmlns:w="http://schemas.openxmlformats.org/wordprocessingml/2006/main" xmlns:w10="urn:schemas-microsoft-com:office:word" xmlns:wp="http://schemas.openxmlformats.org/drawingml/2006/wordprocessingDrawing" xmlns:pic="http://schemas.openxmlformats.org/drawingml/2006/picture" xmlns:wps="http://schemas.microsoft.com/office/word/2010/wordprocessingShape" xmlns:wpg="http://schemas.microsoft.com/office/word/2010/wordprocessingGroup" xmlns:mc="http://schemas.openxmlformats.org/markup-compatibility/2006" xmlns:wp14="http://schemas.microsoft.com/office/word/2010/wordprocessingDrawing" xmlns:w14="http://schemas.microsoft.com/office/word/2010/wordml" xmlns:w15="http://schemas.microsoft.com/office/word/2012/wordml" mc:Ignorable="w14 wp14 w15">
-  <w:p/>
-</w:ftr>
-</file>
-
 <file path=word/footer9.xml><?xml version="1.0" encoding="utf-8"?>
 <w:ftr xmlns:o="urn:schemas-microsoft-com:office:office" xmlns:r="http://schemas.openxmlformats.org/officeDocument/2006/relationships" xmlns:v="urn:schemas-microsoft-com:vml" xmlns:w="http://schemas.openxmlformats.org/wordprocessingml/2006/main" xmlns:w10="urn:schemas-microsoft-com:office:word" xmlns:wp="http://schemas.openxmlformats.org/drawingml/2006/wordprocessingDrawing" xmlns:pic="http://schemas.openxmlformats.org/drawingml/2006/picture" xmlns:wps="http://schemas.microsoft.com/office/word/2010/wordprocessingShape" xmlns:wpg="http://schemas.microsoft.com/office/word/2010/wordprocessingGroup" xmlns:mc="http://schemas.openxmlformats.org/markup-compatibility/2006" xmlns:wp14="http://schemas.microsoft.com/office/word/2010/wordprocessingDrawing" xmlns:w14="http://schemas.microsoft.com/office/word/2010/wordml" xmlns:w15="http://schemas.microsoft.com/office/word/2012/wordml" mc:Ignorable="w14 wp14 w15">
   <w:sdt>
@@ -10388,7 +10490,7 @@
         </w:r>
         <w:r>
           <w:rPr/>
-          <w:t>vii</w:t>
+          <w:t>iii</w:t>
         </w:r>
         <w:r>
           <w:rPr/>
@@ -10425,7 +10527,15 @@
 
 <file path=word/header10.xml><?xml version="1.0" encoding="utf-8"?>
 <w:hdr xmlns:o="urn:schemas-microsoft-com:office:office" xmlns:r="http://schemas.openxmlformats.org/officeDocument/2006/relationships" xmlns:v="urn:schemas-microsoft-com:vml" xmlns:w="http://schemas.openxmlformats.org/wordprocessingml/2006/main" xmlns:w10="urn:schemas-microsoft-com:office:word" xmlns:wp="http://schemas.openxmlformats.org/drawingml/2006/wordprocessingDrawing" xmlns:pic="http://schemas.openxmlformats.org/drawingml/2006/picture" xmlns:wps="http://schemas.microsoft.com/office/word/2010/wordprocessingShape" xmlns:wpg="http://schemas.microsoft.com/office/word/2010/wordprocessingGroup" xmlns:mc="http://schemas.openxmlformats.org/markup-compatibility/2006" xmlns:wp14="http://schemas.microsoft.com/office/word/2010/wordprocessingDrawing" xmlns:w14="http://schemas.microsoft.com/office/word/2010/wordml" xmlns:w15="http://schemas.microsoft.com/office/word/2012/wordml" mc:Ignorable="w14 wp14 w15">
-  <w:p/>
+  <w:p>
+    <w:pPr>
+      <w:pStyle w:val="Header"/>
+      <w:rPr/>
+    </w:pPr>
+    <w:r>
+      <w:rPr/>
+    </w:r>
+  </w:p>
 </w:hdr>
 </file>
 
@@ -10445,7 +10555,57 @@
 
 <file path=word/header12.xml><?xml version="1.0" encoding="utf-8"?>
 <w:hdr xmlns:o="urn:schemas-microsoft-com:office:office" xmlns:r="http://schemas.openxmlformats.org/officeDocument/2006/relationships" xmlns:v="urn:schemas-microsoft-com:vml" xmlns:w="http://schemas.openxmlformats.org/wordprocessingml/2006/main" xmlns:w10="urn:schemas-microsoft-com:office:word" xmlns:wp="http://schemas.openxmlformats.org/drawingml/2006/wordprocessingDrawing" xmlns:pic="http://schemas.openxmlformats.org/drawingml/2006/picture" xmlns:wps="http://schemas.microsoft.com/office/word/2010/wordprocessingShape" xmlns:wpg="http://schemas.microsoft.com/office/word/2010/wordprocessingGroup" xmlns:mc="http://schemas.openxmlformats.org/markup-compatibility/2006" xmlns:wp14="http://schemas.microsoft.com/office/word/2010/wordprocessingDrawing" xmlns:w14="http://schemas.microsoft.com/office/word/2010/wordml" xmlns:w15="http://schemas.microsoft.com/office/word/2012/wordml" mc:Ignorable="w14 wp14 w15">
-  <w:p/>
+  <w:p>
+    <w:pPr>
+      <w:pStyle w:val="Header"/>
+      <w:rPr/>
+    </w:pPr>
+    <w:r>
+      <w:rPr/>
+    </w:r>
+  </w:p>
+</w:hdr>
+</file>
+
+<file path=word/header13.xml><?xml version="1.0" encoding="utf-8"?>
+<w:hdr xmlns:o="urn:schemas-microsoft-com:office:office" xmlns:r="http://schemas.openxmlformats.org/officeDocument/2006/relationships" xmlns:v="urn:schemas-microsoft-com:vml" xmlns:w="http://schemas.openxmlformats.org/wordprocessingml/2006/main" xmlns:w10="urn:schemas-microsoft-com:office:word" xmlns:wp="http://schemas.openxmlformats.org/drawingml/2006/wordprocessingDrawing" xmlns:pic="http://schemas.openxmlformats.org/drawingml/2006/picture" xmlns:wps="http://schemas.microsoft.com/office/word/2010/wordprocessingShape" xmlns:wpg="http://schemas.microsoft.com/office/word/2010/wordprocessingGroup" xmlns:mc="http://schemas.openxmlformats.org/markup-compatibility/2006" xmlns:wp14="http://schemas.microsoft.com/office/word/2010/wordprocessingDrawing" xmlns:w14="http://schemas.microsoft.com/office/word/2010/wordml" xmlns:w15="http://schemas.microsoft.com/office/word/2012/wordml" mc:Ignorable="w14 wp14 w15">
+  <w:p>
+    <w:pPr>
+      <w:pStyle w:val="Header"/>
+      <w:rPr/>
+    </w:pPr>
+    <w:r>
+      <w:rPr/>
+    </w:r>
+  </w:p>
+</w:hdr>
+</file>
+
+<file path=word/header14.xml><?xml version="1.0" encoding="utf-8"?>
+<w:hdr xmlns:o="urn:schemas-microsoft-com:office:office" xmlns:r="http://schemas.openxmlformats.org/officeDocument/2006/relationships" xmlns:v="urn:schemas-microsoft-com:vml" xmlns:w="http://schemas.openxmlformats.org/wordprocessingml/2006/main" xmlns:w10="urn:schemas-microsoft-com:office:word" xmlns:wp="http://schemas.openxmlformats.org/drawingml/2006/wordprocessingDrawing" xmlns:pic="http://schemas.openxmlformats.org/drawingml/2006/picture" xmlns:wps="http://schemas.microsoft.com/office/word/2010/wordprocessingShape" xmlns:wpg="http://schemas.microsoft.com/office/word/2010/wordprocessingGroup" xmlns:mc="http://schemas.openxmlformats.org/markup-compatibility/2006" xmlns:wp14="http://schemas.microsoft.com/office/word/2010/wordprocessingDrawing" xmlns:w14="http://schemas.microsoft.com/office/word/2010/wordml" xmlns:w15="http://schemas.microsoft.com/office/word/2012/wordml" mc:Ignorable="w14 wp14 w15">
+  <w:p>
+    <w:pPr>
+      <w:pStyle w:val="Header"/>
+      <w:rPr/>
+    </w:pPr>
+    <w:r>
+      <w:rPr/>
+    </w:r>
+  </w:p>
+</w:hdr>
+</file>
+
+<file path=word/header15.xml><?xml version="1.0" encoding="utf-8"?>
+<w:hdr xmlns:o="urn:schemas-microsoft-com:office:office" xmlns:r="http://schemas.openxmlformats.org/officeDocument/2006/relationships" xmlns:v="urn:schemas-microsoft-com:vml" xmlns:w="http://schemas.openxmlformats.org/wordprocessingml/2006/main" xmlns:w10="urn:schemas-microsoft-com:office:word" xmlns:wp="http://schemas.openxmlformats.org/drawingml/2006/wordprocessingDrawing" xmlns:pic="http://schemas.openxmlformats.org/drawingml/2006/picture" xmlns:wps="http://schemas.microsoft.com/office/word/2010/wordprocessingShape" xmlns:wpg="http://schemas.microsoft.com/office/word/2010/wordprocessingGroup" xmlns:mc="http://schemas.openxmlformats.org/markup-compatibility/2006" xmlns:wp14="http://schemas.microsoft.com/office/word/2010/wordprocessingDrawing" xmlns:w14="http://schemas.microsoft.com/office/word/2010/wordml" xmlns:w15="http://schemas.microsoft.com/office/word/2012/wordml" mc:Ignorable="w14 wp14 w15">
+  <w:p>
+    <w:pPr>
+      <w:pStyle w:val="Header"/>
+      <w:rPr/>
+    </w:pPr>
+    <w:r>
+      <w:rPr/>
+    </w:r>
+  </w:p>
 </w:hdr>
 </file>
 
@@ -10535,7 +10695,15 @@
 
 <file path=word/header8.xml><?xml version="1.0" encoding="utf-8"?>
 <w:hdr xmlns:o="urn:schemas-microsoft-com:office:office" xmlns:r="http://schemas.openxmlformats.org/officeDocument/2006/relationships" xmlns:v="urn:schemas-microsoft-com:vml" xmlns:w="http://schemas.openxmlformats.org/wordprocessingml/2006/main" xmlns:w10="urn:schemas-microsoft-com:office:word" xmlns:wp="http://schemas.openxmlformats.org/drawingml/2006/wordprocessingDrawing" xmlns:pic="http://schemas.openxmlformats.org/drawingml/2006/picture" xmlns:wps="http://schemas.microsoft.com/office/word/2010/wordprocessingShape" xmlns:wpg="http://schemas.microsoft.com/office/word/2010/wordprocessingGroup" xmlns:mc="http://schemas.openxmlformats.org/markup-compatibility/2006" xmlns:wp14="http://schemas.microsoft.com/office/word/2010/wordprocessingDrawing" xmlns:w14="http://schemas.microsoft.com/office/word/2010/wordml" xmlns:w15="http://schemas.microsoft.com/office/word/2012/wordml" mc:Ignorable="w14 wp14 w15">
-  <w:p/>
+  <w:p>
+    <w:pPr>
+      <w:pStyle w:val="Header"/>
+      <w:rPr/>
+    </w:pPr>
+    <w:r>
+      <w:rPr/>
+    </w:r>
+  </w:p>
 </w:hdr>
 </file>
 
@@ -10954,6 +11122,7 @@
     <w:rsid w:val="00e81482"/>
     <w:pPr>
       <w:widowControl/>
+      <w:suppressAutoHyphens w:val="true"/>
       <w:bidi w:val="0"/>
       <w:spacing w:before="0" w:after="0"/>
       <w:jc w:val="start"/>
@@ -10973,6 +11142,7 @@
     <w:qFormat/>
     <w:pPr>
       <w:widowControl/>
+      <w:suppressAutoHyphens w:val="true"/>
       <w:bidi w:val="0"/>
       <w:spacing w:before="0" w:after="0"/>
       <w:jc w:val="start"/>
@@ -10997,6 +11167,7 @@
     <w:qFormat/>
     <w:pPr>
       <w:widowControl/>
+      <w:suppressAutoHyphens w:val="true"/>
       <w:bidi w:val="0"/>
       <w:spacing w:before="0" w:after="0"/>
       <w:jc w:val="start"/>
@@ -11021,6 +11192,7 @@
     <w:qFormat/>
     <w:pPr>
       <w:widowControl/>
+      <w:suppressAutoHyphens w:val="true"/>
       <w:bidi w:val="0"/>
       <w:spacing w:before="0" w:after="0"/>
       <w:jc w:val="start"/>
@@ -11044,6 +11216,7 @@
     <w:qFormat/>
     <w:pPr>
       <w:widowControl/>
+      <w:suppressAutoHyphens w:val="true"/>
       <w:bidi w:val="0"/>
       <w:spacing w:before="0" w:after="0"/>
       <w:jc w:val="start"/>
@@ -11067,6 +11240,7 @@
     <w:qFormat/>
     <w:pPr>
       <w:widowControl/>
+      <w:suppressAutoHyphens w:val="true"/>
       <w:bidi w:val="0"/>
       <w:spacing w:before="0" w:after="0"/>
       <w:jc w:val="start"/>
@@ -11091,6 +11265,7 @@
     <w:qFormat/>
     <w:pPr>
       <w:widowControl/>
+      <w:suppressAutoHyphens w:val="true"/>
       <w:bidi w:val="0"/>
       <w:spacing w:before="0" w:after="0"/>
       <w:jc w:val="start"/>
@@ -11128,6 +11303,12 @@
     <w:uiPriority w:val="99"/>
     <w:semiHidden/>
     <w:unhideWhenUsed/>
+    <w:rPr>
+      <w:vertAlign w:val="superscript"/>
+    </w:rPr>
+  </w:style>
+  <w:style w:type="character" w:styleId="FootnoteCharactersuser">
+    <w:name w:val="Footnote Characters (user)"/>
     <w:rPr>
       <w:vertAlign w:val="superscript"/>
     </w:rPr>
@@ -11422,6 +11603,7 @@
     <w:qFormat/>
     <w:pPr>
       <w:widowControl/>
+      <w:suppressAutoHyphens w:val="true"/>
       <w:bidi w:val="0"/>
       <w:spacing w:before="0" w:after="0"/>
       <w:jc w:val="start"/>
@@ -11440,6 +11622,7 @@
     <w:qFormat/>
     <w:pPr>
       <w:widowControl/>
+      <w:suppressAutoHyphens w:val="true"/>
       <w:bidi w:val="0"/>
       <w:spacing w:before="0" w:after="0"/>
       <w:jc w:val="start"/>
@@ -11460,6 +11643,7 @@
     <w:qFormat/>
     <w:pPr>
       <w:widowControl/>
+      <w:suppressAutoHyphens w:val="true"/>
       <w:bidi w:val="0"/>
       <w:spacing w:before="0" w:after="0"/>
       <w:jc w:val="start"/>
@@ -11481,6 +11665,7 @@
     <w:unhideWhenUsed/>
     <w:pPr>
       <w:widowControl/>
+      <w:suppressAutoHyphens w:val="true"/>
       <w:bidi w:val="0"/>
       <w:spacing w:before="0" w:after="0"/>
       <w:jc w:val="start"/>
@@ -11684,6 +11869,7 @@
     <w:rsid w:val="00c61378"/>
     <w:pPr>
       <w:widowControl/>
+      <w:suppressAutoHyphens w:val="true"/>
       <w:bidi w:val="0"/>
       <w:spacing w:before="0" w:after="0"/>
       <w:jc w:val="start"/>
